--- a/data/cvs/cv_007_aylin_aydin.docx
+++ b/data/cvs/cv_007_aylin_aydin.docx
@@ -2,339 +2,180 @@
 <file path=word/document.xml><?xml version="1.0" encoding="utf-8"?>
 <w:document xmlns:wpc="http://schemas.microsoft.com/office/word/2010/wordprocessingCanvas" xmlns:mo="http://schemas.microsoft.com/office/mac/office/2008/main" xmlns:mc="http://schemas.openxmlformats.org/markup-compatibility/2006" xmlns:mv="urn:schemas-microsoft-com:mac:vml" xmlns:o="urn:schemas-microsoft-com:office:office" xmlns:r="http://schemas.openxmlformats.org/officeDocument/2006/relationships" xmlns:m="http://schemas.openxmlformats.org/officeDocument/2006/math" xmlns:v="urn:schemas-microsoft-com:vml" xmlns:wp14="http://schemas.microsoft.com/office/word/2010/wordprocessingDrawing" xmlns:wp="http://schemas.openxmlformats.org/drawingml/2006/wordprocessingDrawing" xmlns:w10="urn:schemas-microsoft-com:office:word" xmlns:w="http://schemas.openxmlformats.org/wordprocessingml/2006/main" xmlns:w14="http://schemas.microsoft.com/office/word/2010/wordml" xmlns:wpg="http://schemas.microsoft.com/office/word/2010/wordprocessingGroup" xmlns:wpi="http://schemas.microsoft.com/office/word/2010/wordprocessingInk" xmlns:wne="http://schemas.microsoft.com/office/word/2006/wordml" xmlns:wps="http://schemas.microsoft.com/office/word/2010/wordprocessingShape" mc:Ignorable="w14 wp14">
   <w:body>
-    <w:p>
-      <w:pPr>
+    <w:tbl>
+      <w:tblPr>
+        <w:tblW w:type="auto" w:w="0"/>
         <w:jc w:val="center"/>
-      </w:pPr>
-      <w:r>
-        <w:rPr>
-          <w:b/>
-          <w:color w:val="1F4E79"/>
-          <w:sz w:val="36"/>
-        </w:rPr>
-        <w:t>AYLIN AYDIN</w:t>
-      </w:r>
-    </w:p>
-    <w:p>
-      <w:pPr>
-        <w:jc w:val="center"/>
-      </w:pPr>
-      <w:r>
-        <w:rPr>
-          <w:b/>
-        </w:rPr>
-        <w:t>Kıdemli Ürün Yöneticisi</w:t>
-      </w:r>
-    </w:p>
-    <w:p>
-      <w:pPr>
-        <w:jc w:val="center"/>
-      </w:pPr>
-      <w:r>
-        <w:t>aylin_aydin@example.com | +90 546 973 77 30 | İstanbul / Kadıköy</w:t>
-      </w:r>
-    </w:p>
-    <w:p>
-      <w:r>
-        <w:rPr>
-          <w:b/>
-          <w:color w:val="262626"/>
-          <w:sz w:val="22"/>
-        </w:rPr>
-        <w:t>PROFIL</w:t>
-      </w:r>
-    </w:p>
-    <w:p>
-      <w:r>
-        <w:t>10 yıllık deneyime sahip ürün yöneticisi. e-ticaret / ürün alanında ölçülebilir iş sonuçları üretmeye, ekiplerle koordineli çalışmaya ve süreçleri veriye dayalı iyileştirmeye odaklanır. Roadmap, Jira, A/B Testing, SQL konularında güçlü uygulama deneyimi vardır.</w:t>
-      </w:r>
-    </w:p>
-    <w:p>
-      <w:r>
-        <w:rPr>
-          <w:b/>
-          <w:color w:val="262626"/>
-          <w:sz w:val="22"/>
-        </w:rPr>
-        <w:t>İŞ DENEYIMI</w:t>
-      </w:r>
-    </w:p>
-    <w:p>
-      <w:r>
-        <w:rPr>
-          <w:b/>
-        </w:rPr>
-        <w:t>Kıdemli Ürün Yöneticisi — n11 (Oca 2025 – Halen)</w:t>
-      </w:r>
-    </w:p>
-    <w:p>
-      <w:r>
-        <w:t>E-Ticaret / Ürün | İstanbul</w:t>
-      </w:r>
-    </w:p>
-    <w:p>
-      <w:pPr>
-        <w:pStyle w:val="ListBullet"/>
-        <w:spacing w:after="20"/>
-        <w:ind w:left="259"/>
-      </w:pPr>
-      <w:r>
-        <w:rPr>
-          <w:sz w:val="18"/>
-        </w:rPr>
-        <w:t>Sepet terk oranını azaltan ürün deneyimini yönettim</w:t>
-      </w:r>
-    </w:p>
-    <w:p>
-      <w:pPr>
-        <w:pStyle w:val="ListBullet"/>
-        <w:spacing w:after="20"/>
-        <w:ind w:left="259"/>
-      </w:pPr>
-      <w:r>
-        <w:rPr>
-          <w:sz w:val="18"/>
-        </w:rPr>
-        <w:t>A/B testleriyle checkout dönüşüm oranını %14 artırdım</w:t>
-      </w:r>
-    </w:p>
-    <w:p>
-      <w:pPr>
-        <w:pStyle w:val="ListBullet"/>
-        <w:spacing w:after="20"/>
-        <w:ind w:left="259"/>
-      </w:pPr>
-      <w:r>
-        <w:rPr>
-          <w:sz w:val="18"/>
-        </w:rPr>
-        <w:t>12 kişilik çapraz fonksiyonel ekiple roadmap planladım</w:t>
-      </w:r>
-    </w:p>
-    <w:p>
-      <w:r>
-        <w:rPr>
-          <w:b/>
-        </w:rPr>
-        <w:t>Ürün Yöneticisi — Trendyol (Mar 2021 – Ara 2024)</w:t>
-      </w:r>
-    </w:p>
-    <w:p>
-      <w:r>
-        <w:t>E-Ticaret / Ürün | İstanbul</w:t>
-      </w:r>
-    </w:p>
-    <w:p>
-      <w:pPr>
-        <w:pStyle w:val="ListBullet"/>
-        <w:spacing w:after="20"/>
-        <w:ind w:left="259"/>
-      </w:pPr>
-      <w:r>
-        <w:rPr>
-          <w:sz w:val="18"/>
-        </w:rPr>
-        <w:t>SQL ile operasyonel işleri destekleyen çözümler geliştirdim</w:t>
-      </w:r>
-    </w:p>
-    <w:p>
-      <w:pPr>
-        <w:pStyle w:val="ListBullet"/>
-        <w:spacing w:after="20"/>
-        <w:ind w:left="259"/>
-      </w:pPr>
-      <w:r>
-        <w:rPr>
-          <w:sz w:val="18"/>
-        </w:rPr>
-        <w:t>Ekip hedeflerine katkı sağlayan raporlama ve süreç iyileştirme çalışmaları yaptım</w:t>
-      </w:r>
-    </w:p>
-    <w:p>
-      <w:pPr>
-        <w:pStyle w:val="ListBullet"/>
-        <w:spacing w:after="20"/>
-        <w:ind w:left="259"/>
-      </w:pPr>
-      <w:r>
-        <w:rPr>
-          <w:sz w:val="18"/>
-        </w:rPr>
-        <w:t>Paydaşlarla düzenli iletişim kurarak proje çıktılarının zamanında tamamlanmasını sağladım</w:t>
-      </w:r>
-    </w:p>
-    <w:p>
-      <w:r>
-        <w:rPr>
-          <w:b/>
-        </w:rPr>
-        <w:t>Ürün Yöneticisi — Hepsiburada (Mar 2019 – Ara 2020)</w:t>
-      </w:r>
-    </w:p>
-    <w:p>
-      <w:r>
-        <w:t>E-Ticaret / Ürün | İstanbul</w:t>
-      </w:r>
-    </w:p>
-    <w:p>
-      <w:pPr>
-        <w:pStyle w:val="ListBullet"/>
-        <w:spacing w:after="20"/>
-        <w:ind w:left="259"/>
-      </w:pPr>
-      <w:r>
-        <w:rPr>
-          <w:sz w:val="18"/>
-        </w:rPr>
-        <w:t>Jira ile operasyonel işleri destekleyen çözümler geliştirdim</w:t>
-      </w:r>
-    </w:p>
-    <w:p>
-      <w:pPr>
-        <w:pStyle w:val="ListBullet"/>
-        <w:spacing w:after="20"/>
-        <w:ind w:left="259"/>
-      </w:pPr>
-      <w:r>
-        <w:rPr>
-          <w:sz w:val="18"/>
-        </w:rPr>
-        <w:t>Ekip hedeflerine katkı sağlayan raporlama ve süreç iyileştirme çalışmaları yaptım</w:t>
-      </w:r>
-    </w:p>
-    <w:p>
-      <w:pPr>
-        <w:pStyle w:val="ListBullet"/>
-        <w:spacing w:after="20"/>
-        <w:ind w:left="259"/>
-      </w:pPr>
-      <w:r>
-        <w:rPr>
-          <w:sz w:val="18"/>
-        </w:rPr>
-        <w:t>Paydaşlarla düzenli iletişim kurarak proje çıktılarının zamanında tamamlanmasını sağladım</w:t>
-      </w:r>
-    </w:p>
-    <w:p>
-      <w:r>
-        <w:rPr>
-          <w:b/>
-          <w:color w:val="262626"/>
-          <w:sz w:val="22"/>
-        </w:rPr>
-        <w:t>EĞITIM</w:t>
-      </w:r>
-    </w:p>
-    <w:p>
-      <w:r>
-        <w:t>Yüksek Lisans — Endüstri Mühendisliği, Koç Üniversitesi (2018-2020) — GPA: 3.48</w:t>
-      </w:r>
-    </w:p>
-    <w:p>
-      <w:r>
-        <w:t>Lisans — Endüstri Mühendisliği, Koç Üniversitesi (2013-2017) — GPA: 3.42</w:t>
-      </w:r>
-    </w:p>
-    <w:p>
-      <w:r>
-        <w:rPr>
-          <w:b/>
-          <w:color w:val="262626"/>
-          <w:sz w:val="22"/>
-        </w:rPr>
-        <w:t>TEKNIK / MESLEKI YETENEKLER</w:t>
-      </w:r>
-    </w:p>
-    <w:p>
-      <w:r>
-        <w:t>Roadmap, Jira, A/B Testing, SQL, Amplitude, Stakeholder Management, Agile, OKR, User Story, Market Research</w:t>
-      </w:r>
-    </w:p>
-    <w:p>
-      <w:r>
-        <w:rPr>
-          <w:b/>
-          <w:color w:val="262626"/>
-          <w:sz w:val="22"/>
-        </w:rPr>
-        <w:t>SERTIFIKALAR</w:t>
-      </w:r>
-    </w:p>
-    <w:p>
-      <w:pPr>
-        <w:pStyle w:val="ListBullet"/>
-        <w:spacing w:after="20"/>
-        <w:ind w:left="259"/>
-      </w:pPr>
-      <w:r>
-        <w:rPr>
-          <w:sz w:val="18"/>
-        </w:rPr>
-        <w:t>Pragmatic Institute Product Management (2023)</w:t>
-      </w:r>
-    </w:p>
-    <w:p>
-      <w:pPr>
-        <w:pStyle w:val="ListBullet"/>
-        <w:spacing w:after="20"/>
-        <w:ind w:left="259"/>
-      </w:pPr>
-      <w:r>
-        <w:rPr>
-          <w:sz w:val="18"/>
-        </w:rPr>
-        <w:t>Professional Scrum Product Owner I (2021)</w:t>
-      </w:r>
-    </w:p>
-    <w:p>
-      <w:r>
-        <w:rPr>
-          <w:b/>
-          <w:color w:val="262626"/>
-          <w:sz w:val="22"/>
-        </w:rPr>
-        <w:t>DILLER</w:t>
-      </w:r>
-    </w:p>
-    <w:p>
-      <w:pPr>
-        <w:pStyle w:val="ListBullet"/>
-        <w:spacing w:after="20"/>
-        <w:ind w:left="259"/>
-      </w:pPr>
-      <w:r>
-        <w:rPr>
-          <w:sz w:val="18"/>
-        </w:rPr>
-        <w:t>Türkçe — Ana dil</w:t>
-      </w:r>
-    </w:p>
-    <w:p>
-      <w:pPr>
-        <w:pStyle w:val="ListBullet"/>
-        <w:spacing w:after="20"/>
-        <w:ind w:left="259"/>
-      </w:pPr>
-      <w:r>
-        <w:rPr>
-          <w:sz w:val="18"/>
-        </w:rPr>
-        <w:t>İngilizce — İleri (C1)</w:t>
-      </w:r>
-    </w:p>
-    <w:p>
-      <w:pPr>
-        <w:pStyle w:val="ListBullet"/>
-        <w:spacing w:after="20"/>
-        <w:ind w:left="259"/>
-      </w:pPr>
-      <w:r>
-        <w:rPr>
-          <w:sz w:val="18"/>
-        </w:rPr>
-        <w:t>Almanca — Başlangıç (A2)</w:t>
-      </w:r>
-    </w:p>
+        <w:tblLayout w:type="autofit"/>
+        <w:tblLook w:firstColumn="1" w:firstRow="1" w:lastColumn="0" w:lastRow="0" w:noHBand="0" w:noVBand="1" w:val="04A0"/>
+      </w:tblPr>
+      <w:tblGrid>
+        <w:gridCol w:w="5328"/>
+        <w:gridCol w:w="5328"/>
+      </w:tblGrid>
+      <w:tr>
+        <w:tc>
+          <w:tcPr>
+            <w:tcW w:type="dxa" w:w="5328"/>
+            <w:shd w:fill="EDEDED"/>
+            <w:vAlign w:val="top"/>
+          </w:tcPr>
+          <w:p>
+            <w:r/>
+            <w:r>
+              <w:rPr>
+                <w:b/>
+                <w:sz w:val="18"/>
+              </w:rPr>
+              <w:t>Aylin Aydın</w:t>
+              <w:br/>
+              <w:t>aylin_aydin@example.com</w:t>
+              <w:br/>
+              <w:t>+90 542 888 84 99</w:t>
+              <w:br/>
+              <w:t>İstanbul / Kadıköy</w:t>
+              <w:br/>
+              <w:br/>
+              <w:t>Bulut / Platform</w:t>
+              <w:br/>
+              <w:t>mid</w:t>
+            </w:r>
+          </w:p>
+        </w:tc>
+        <w:tc>
+          <w:tcPr>
+            <w:tcW w:type="dxa" w:w="5328"/>
+            <w:vAlign w:val="top"/>
+          </w:tcPr>
+          <w:p>
+            <w:r>
+              <w:rPr>
+                <w:b/>
+                <w:sz w:val="32"/>
+              </w:rPr>
+              <w:t>Aylin Aydın</w:t>
+            </w:r>
+          </w:p>
+          <w:p>
+            <w:r>
+              <w:rPr>
+                <w:b w:val="0"/>
+                <w:sz w:val="18"/>
+              </w:rPr>
+              <w:t>4 yıllık deneyime sahip DevOps / Cloud Engineer. Bulut / Platform alanında ölçülebilir iş sonuçları üretmeye, ekiplerle koordineli çalışmaya ve süreçleri veriye dayalı iyileştirmeye odaklanır. AWS, Kubernetes, Helm, Docker konularında güçlü uygulama deneyimi vardır.</w:t>
+            </w:r>
+          </w:p>
+          <w:p>
+            <w:r>
+              <w:rPr>
+                <w:b/>
+                <w:sz w:val="22"/>
+              </w:rPr>
+              <w:t>Deneyim</w:t>
+            </w:r>
+          </w:p>
+          <w:p>
+            <w:r>
+              <w:rPr>
+                <w:b/>
+                <w:sz w:val="18"/>
+              </w:rPr>
+              <w:t>DevOps / Cloud Engineer - Segmentify</w:t>
+            </w:r>
+          </w:p>
+          <w:p>
+            <w:r>
+              <w:rPr>
+                <w:b w:val="0"/>
+                <w:sz w:val="16"/>
+              </w:rPr>
+              <w:t>Eyl 2021 - Günümüz</w:t>
+            </w:r>
+          </w:p>
+          <w:p>
+            <w:r>
+              <w:rPr>
+                <w:b w:val="0"/>
+                <w:sz w:val="16"/>
+              </w:rPr>
+              <w:t>• AWS kullanarak operasyonel süreçleri iyileştiren çözümler geliştirdim.</w:t>
+            </w:r>
+          </w:p>
+          <w:p>
+            <w:r>
+              <w:rPr>
+                <w:b w:val="0"/>
+                <w:sz w:val="16"/>
+              </w:rPr>
+              <w:t>• Raporlama veya teslimat süresini %40 azalttım.</w:t>
+            </w:r>
+          </w:p>
+          <w:p>
+            <w:r>
+              <w:rPr>
+                <w:b/>
+                <w:sz w:val="18"/>
+              </w:rPr>
+              <w:t>DevOps / Cloud Engineer - Trendyol</w:t>
+            </w:r>
+          </w:p>
+          <w:p>
+            <w:r>
+              <w:rPr>
+                <w:b w:val="0"/>
+                <w:sz w:val="16"/>
+              </w:rPr>
+              <w:t>Haz 2023 - Ara 2024</w:t>
+            </w:r>
+          </w:p>
+          <w:p>
+            <w:r>
+              <w:rPr>
+                <w:b w:val="0"/>
+                <w:sz w:val="16"/>
+              </w:rPr>
+              <w:t>• Kubernetes kullanarak operasyonel süreçleri iyileştiren çözümler geliştirdim.</w:t>
+            </w:r>
+          </w:p>
+          <w:p>
+            <w:r>
+              <w:rPr>
+                <w:b w:val="0"/>
+                <w:sz w:val="16"/>
+              </w:rPr>
+              <w:t>• Raporlama veya teslimat süresini %32 azalttım.</w:t>
+            </w:r>
+          </w:p>
+          <w:p>
+            <w:r>
+              <w:rPr>
+                <w:b w:val="0"/>
+                <w:sz w:val="16"/>
+              </w:rPr>
+              <w:t>Yetenekler: AWS, Kubernetes, Helm, Docker, Grafana, Terraform, GitHub Actions, Jenkins, Linux, Prometheus</w:t>
+            </w:r>
+          </w:p>
+          <w:p>
+            <w:r>
+              <w:rPr>
+                <w:b/>
+                <w:sz w:val="20"/>
+              </w:rPr>
+              <w:t>Eğitim</w:t>
+            </w:r>
+          </w:p>
+          <w:p>
+            <w:r>
+              <w:rPr>
+                <w:b w:val="0"/>
+                <w:sz w:val="16"/>
+              </w:rPr>
+              <w:t>Lisans - Endüstri Mühendisliği, Sabancı Üniversitesi</w:t>
+            </w:r>
+          </w:p>
+        </w:tc>
+      </w:tr>
+    </w:tbl>
     <w:sectPr>
       <w:pgSz w:w="12240" w:h="15840"/>
       <w:pgMar w:top="648" w:right="792" w:bottom="648" w:left="792" w:header="720" w:footer="720" w:gutter="0"/>
@@ -709,7 +550,7 @@
     <w:qFormat/>
     <w:rsid w:val="00FC693F"/>
     <w:rPr>
-      <w:rFonts w:ascii="Calibri" w:hAnsi="Calibri"/>
+      <w:rFonts w:ascii="DejaVu Sans" w:hAnsi="DejaVu Sans"/>
       <w:sz w:val="18"/>
     </w:rPr>
   </w:style>
